--- a/Unit 8 - Animations/6-Animation for 2D project.docx
+++ b/Unit 8 - Animations/6-Animation for 2D project.docx
@@ -1,6 +1,6 @@
 
 <file path=word/document.xml><?xml version="1.0" encoding="utf-8"?>
-<w:document xmlns:wpc="http://schemas.microsoft.com/office/word/2010/wordprocessingCanvas" xmlns:cx="http://schemas.microsoft.com/office/drawing/2014/chartex" xmlns:cx1="http://schemas.microsoft.com/office/drawing/2015/9/8/chartex" xmlns:cx2="http://schemas.microsoft.com/office/drawing/2015/10/21/chartex" xmlns:cx3="http://schemas.microsoft.com/office/drawing/2016/5/9/chartex" xmlns:cx4="http://schemas.microsoft.com/office/drawing/2016/5/10/chartex" xmlns:cx5="http://schemas.microsoft.com/office/drawing/2016/5/11/chartex" xmlns:cx6="http://schemas.microsoft.com/office/drawing/2016/5/12/chartex" xmlns:cx7="http://schemas.microsoft.com/office/drawing/2016/5/13/chartex" xmlns:cx8="http://schemas.microsoft.com/office/drawing/2016/5/14/chartex" xmlns:mc="http://schemas.openxmlformats.org/markup-compatibility/2006" xmlns:aink="http://schemas.microsoft.com/office/drawing/2016/ink" xmlns:am3d="http://schemas.microsoft.com/office/drawing/2017/model3d" xmlns:o="urn:schemas-microsoft-com:office:office" xmlns:oel="http://schemas.microsoft.com/office/2019/extlst" xmlns:r="http://schemas.openxmlformats.org/officeDocument/2006/relationships" xmlns:m="http://schemas.openxmlformats.org/officeDocument/2006/math" xmlns:v="urn:schemas-microsoft-com:vml" xmlns:wp14="http://schemas.microsoft.com/office/word/2010/wordprocessingDrawing" xmlns:wp="http://schemas.openxmlformats.org/drawingml/2006/wordprocessingDrawing" xmlns:w10="urn:schemas-microsoft-com:office:word" xmlns:w="http://schemas.openxmlformats.org/wordprocessingml/2006/main" xmlns:w14="http://schemas.microsoft.com/office/word/2010/wordml" xmlns:w15="http://schemas.microsoft.com/office/word/2012/wordml" xmlns:w16cex="http://schemas.microsoft.com/office/word/2018/wordml/cex" xmlns:w16cid="http://schemas.microsoft.com/office/word/2016/wordml/cid" xmlns:w16="http://schemas.microsoft.com/office/word/2018/wordml" xmlns:w16du="http://schemas.microsoft.com/office/word/2023/wordml/word16du" xmlns:w16sdtdh="http://schemas.microsoft.com/office/word/2020/wordml/sdtdatahash" xmlns:w16sdtfl="http://schemas.microsoft.com/office/word/2024/wordml/sdtformatlock" xmlns:w16se="http://schemas.microsoft.com/office/word/2015/wordml/symex" xmlns:wpg="http://schemas.microsoft.com/office/word/2010/wordprocessingGroup" xmlns:wpi="http://schemas.microsoft.com/office/word/2010/wordprocessingInk" xmlns:wne="http://schemas.microsoft.com/office/word/2006/wordml" xmlns:wps="http://schemas.microsoft.com/office/word/2010/wordprocessingShape" mc:Ignorable="w14 w15 w16se w16cid w16 w16cex w16sdtdh w16sdtfl w16du wp14">
+<w:document xmlns:wpc="http://schemas.microsoft.com/office/word/2010/wordprocessingCanvas" xmlns:cx="http://schemas.microsoft.com/office/drawing/2014/chartex" xmlns:cx1="http://schemas.microsoft.com/office/drawing/2015/9/8/chartex" xmlns:cx2="http://schemas.microsoft.com/office/drawing/2015/10/21/chartex" xmlns:cx3="http://schemas.microsoft.com/office/drawing/2016/5/9/chartex" xmlns:cx4="http://schemas.microsoft.com/office/drawing/2016/5/10/chartex" xmlns:cx5="http://schemas.microsoft.com/office/drawing/2016/5/11/chartex" xmlns:cx6="http://schemas.microsoft.com/office/drawing/2016/5/12/chartex" xmlns:cx7="http://schemas.microsoft.com/office/drawing/2016/5/13/chartex" xmlns:cx8="http://schemas.microsoft.com/office/drawing/2016/5/14/chartex" xmlns:mc="http://schemas.openxmlformats.org/markup-compatibility/2006" xmlns:m="http://schemas.openxmlformats.org/officeDocument/2006/math" xmlns:aink="http://schemas.microsoft.com/office/drawing/2016/ink" xmlns:am3d="http://schemas.microsoft.com/office/drawing/2017/model3d" xmlns:oel="http://schemas.microsoft.com/office/2019/extlst" xmlns:r="http://schemas.openxmlformats.org/officeDocument/2006/relationships" xmlns:wp14="http://schemas.microsoft.com/office/word/2010/wordprocessingDrawing" xmlns:wp="http://schemas.openxmlformats.org/drawingml/2006/wordprocessingDrawing" xmlns:wpg="http://schemas.microsoft.com/office/word/2010/wordprocessingGroup" xmlns:wpi="http://schemas.microsoft.com/office/word/2010/wordprocessingInk" xmlns:wps="http://schemas.microsoft.com/office/word/2010/wordprocessingShape" xmlns:o="urn:schemas-microsoft-com:office:office" xmlns:v="urn:schemas-microsoft-com:vml" xmlns:w10="urn:schemas-microsoft-com:office:word" xmlns:w="http://schemas.openxmlformats.org/wordprocessingml/2006/main" xmlns:w14="http://schemas.microsoft.com/office/word/2010/wordml" xmlns:w15="http://schemas.microsoft.com/office/word/2012/wordml" xmlns:w16cex="http://schemas.microsoft.com/office/word/2018/wordml/cex" xmlns:w16cid="http://schemas.microsoft.com/office/word/2016/wordml/cid" xmlns:w16="http://schemas.microsoft.com/office/word/2018/wordml" xmlns:w16sdtdh="http://schemas.microsoft.com/office/word/2020/wordml/sdtdatahash" xmlns:w16sdtfl="http://schemas.microsoft.com/office/word/2024/wordml/sdtformatlock" xmlns:w16se="http://schemas.microsoft.com/office/word/2015/wordml/symex" xmlns:w16du="http://schemas.microsoft.com/office/word/2023/wordml/word16du" xmlns:wne="http://schemas.microsoft.com/office/word/2006/wordml" mc:Ignorable="w14 w15 w16se w16cid w16 w16cex w16sdtdh w16sdtfl w16du wp14">
   <w:body>
     <w:p>
       <w:pPr>
@@ -19,15 +19,6 @@
     </w:p>
     <w:p>
       <w:r>
-        <w:rPr>
-          <w:b/>
-          <w:bCs/>
-        </w:rPr>
-        <w:t>Q&amp;A (0)</w:t>
-      </w:r>
-    </w:p>
-    <w:p>
-      <w:r>
         <w:t>You’ve made animation for 3D projects, including creating in-Editor animations with keyframes, refining animation curves, controlling animations with Animator</w:t>
       </w:r>
       <w:r>
@@ -66,6 +57,9 @@
     </w:p>
     <w:p>
       <w:r>
+        <w:rPr>
+          <w:noProof/>
+        </w:rPr>
         <w:drawing>
           <wp:inline distT="0" distB="0" distL="0" distR="0" wp14:anchorId="6EADF503" wp14:editId="75BE71CE">
             <wp:extent cx="5943600" cy="5609590"/>
@@ -117,11 +111,6 @@
       </w:r>
     </w:p>
     <w:p>
-      <w:r>
-        <w:t>Mark step complete</w:t>
-      </w:r>
-    </w:p>
-    <w:p>
       <w:pPr>
         <w:rPr>
           <w:b/>
@@ -138,41 +127,35 @@
     </w:p>
     <w:p>
       <w:r>
-        <w:rPr>
-          <w:b/>
-          <w:bCs/>
-        </w:rPr>
-        <w:t>Q&amp;A (0)</w:t>
-      </w:r>
-    </w:p>
-    <w:p>
-      <w:r>
+        <w:t>In this step, you'll open the </w:t>
+      </w:r>
+      <w:r>
+        <w:rPr>
+          <w:b/>
+          <w:bCs/>
+        </w:rPr>
+        <w:t>CreativeCore_2D</w:t>
+      </w:r>
+      <w:r>
+        <w:t> project and then explore the</w:t>
+      </w:r>
+      <w:r>
+        <w:rPr>
+          <w:b/>
+          <w:bCs/>
+        </w:rPr>
+        <w:t> 2D Animation </w:t>
+      </w:r>
+      <w:r>
+        <w:t>demo scene within it.</w:t>
+      </w:r>
+    </w:p>
+    <w:p>
+      <w:r>
+        <w:rPr>
+          <w:noProof/>
+        </w:rPr>
         <w:lastRenderedPageBreak/>
-        <w:t>In this step, you'll open the </w:t>
-      </w:r>
-      <w:r>
-        <w:rPr>
-          <w:b/>
-          <w:bCs/>
-        </w:rPr>
-        <w:t>CreativeCore_2D</w:t>
-      </w:r>
-      <w:r>
-        <w:t> project and then explore the</w:t>
-      </w:r>
-      <w:r>
-        <w:rPr>
-          <w:b/>
-          <w:bCs/>
-        </w:rPr>
-        <w:t> 2D Animation </w:t>
-      </w:r>
-      <w:r>
-        <w:t>demo scene within it.</w:t>
-      </w:r>
-    </w:p>
-    <w:p>
-      <w:r>
         <w:drawing>
           <wp:inline distT="0" distB="0" distL="0" distR="0" wp14:anchorId="229D5D84" wp14:editId="1D9EF234">
             <wp:extent cx="5943600" cy="3343275"/>
@@ -501,7 +484,6 @@
         </w:numPr>
       </w:pPr>
       <w:r>
-        <w:lastRenderedPageBreak/>
         <w:t>The robot has a default idling animation, then also has distinct animations for running up, down, sideways, and diagonally.</w:t>
       </w:r>
     </w:p>
@@ -513,6 +495,7 @@
         </w:numPr>
       </w:pPr>
       <w:r>
+        <w:lastRenderedPageBreak/>
         <w:t>There’s an animated door that opens when you get close to it, then closes when you move away from it.</w:t>
       </w:r>
     </w:p>
@@ -554,11 +537,6 @@
       </w:r>
     </w:p>
     <w:p>
-      <w:r>
-        <w:t>Mark step complete</w:t>
-      </w:r>
-    </w:p>
-    <w:p>
       <w:pPr>
         <w:rPr>
           <w:b/>
@@ -571,15 +549,6 @@
           <w:bCs/>
         </w:rPr>
         <w:t>3. Explore the 2D vs 3D implementation</w:t>
-      </w:r>
-    </w:p>
-    <w:p>
-      <w:r>
-        <w:rPr>
-          <w:b/>
-          <w:bCs/>
-        </w:rPr>
-        <w:t>Q&amp;A (0)</w:t>
       </w:r>
     </w:p>
     <w:p>
@@ -756,6 +725,9 @@
     </w:p>
     <w:p>
       <w:r>
+        <w:rPr>
+          <w:noProof/>
+        </w:rPr>
         <w:drawing>
           <wp:inline distT="0" distB="0" distL="0" distR="0" wp14:anchorId="0A195A50" wp14:editId="1934E76D">
             <wp:extent cx="5943600" cy="1871345"/>
@@ -844,7 +816,6 @@
         </w:numPr>
       </w:pPr>
       <w:r>
-        <w:lastRenderedPageBreak/>
         <w:t>In the </w:t>
       </w:r>
       <w:r>
@@ -974,6 +945,10 @@
     </w:p>
     <w:p>
       <w:r>
+        <w:rPr>
+          <w:noProof/>
+        </w:rPr>
+        <w:lastRenderedPageBreak/>
         <w:drawing>
           <wp:inline distT="0" distB="0" distL="0" distR="0" wp14:anchorId="09AA5BE0" wp14:editId="2FFB01BE">
             <wp:extent cx="5943600" cy="3343275"/>
@@ -1025,11 +1000,6 @@
       </w:r>
     </w:p>
     <w:p>
-      <w:r>
-        <w:t>Play Video</w:t>
-      </w:r>
-    </w:p>
-    <w:p>
       <w:pPr>
         <w:rPr>
           <w:b/>
@@ -1241,9 +1211,12 @@
     </w:p>
     <w:p>
       <w:r>
+        <w:rPr>
+          <w:noProof/>
+        </w:rPr>
         <w:lastRenderedPageBreak/>
         <w:drawing>
-          <wp:inline distT="0" distB="0" distL="0" distR="0" wp14:anchorId="67934550" wp14:editId="18C6AF04">
+          <wp:inline distT="0" distB="0" distL="0" distR="0" wp14:anchorId="67934550" wp14:editId="64F83E9D">
             <wp:extent cx="5943600" cy="4809490"/>
             <wp:effectExtent l="0" t="0" r="0" b="0"/>
             <wp:docPr id="1527226231" name="Picture 10" descr="Sprite sheet of a robot’s idling and running animations shown in the Sprite Editor window."/>
@@ -1526,6 +1499,9 @@
     </w:p>
     <w:p>
       <w:r>
+        <w:rPr>
+          <w:noProof/>
+        </w:rPr>
         <w:lastRenderedPageBreak/>
         <w:drawing>
           <wp:inline distT="0" distB="0" distL="0" distR="0" wp14:anchorId="17D6FCF6" wp14:editId="719FC147">
@@ -1850,6 +1826,9 @@
     </w:p>
     <w:p>
       <w:r>
+        <w:rPr>
+          <w:noProof/>
+        </w:rPr>
         <w:lastRenderedPageBreak/>
         <w:drawing>
           <wp:inline distT="0" distB="0" distL="0" distR="0" wp14:anchorId="2DB31640" wp14:editId="3B3EC1DB">
@@ -1903,11 +1882,6 @@
     </w:p>
     <w:p>
       <w:r>
-        <w:t>Play Video</w:t>
-      </w:r>
-    </w:p>
-    <w:p>
-      <w:r>
         <w:rPr>
           <w:b/>
           <w:bCs/>
@@ -1941,11 +1915,6 @@
       </w:r>
     </w:p>
     <w:p>
-      <w:r>
-        <w:t>Mark step complete</w:t>
-      </w:r>
-    </w:p>
-    <w:p>
       <w:pPr>
         <w:rPr>
           <w:b/>
@@ -1958,15 +1927,6 @@
           <w:bCs/>
         </w:rPr>
         <w:t>4. Next steps</w:t>
-      </w:r>
-    </w:p>
-    <w:p>
-      <w:r>
-        <w:rPr>
-          <w:b/>
-          <w:bCs/>
-        </w:rPr>
-        <w:t>Q&amp;A (0)</w:t>
       </w:r>
     </w:p>
     <w:p>
@@ -1986,7 +1946,7 @@
 </file>
 
 <file path=word/numbering.xml><?xml version="1.0" encoding="utf-8"?>
-<w:numbering xmlns:wpc="http://schemas.microsoft.com/office/word/2010/wordprocessingCanvas" xmlns:cx="http://schemas.microsoft.com/office/drawing/2014/chartex" xmlns:cx1="http://schemas.microsoft.com/office/drawing/2015/9/8/chartex" xmlns:cx2="http://schemas.microsoft.com/office/drawing/2015/10/21/chartex" xmlns:cx3="http://schemas.microsoft.com/office/drawing/2016/5/9/chartex" xmlns:cx4="http://schemas.microsoft.com/office/drawing/2016/5/10/chartex" xmlns:cx5="http://schemas.microsoft.com/office/drawing/2016/5/11/chartex" xmlns:cx6="http://schemas.microsoft.com/office/drawing/2016/5/12/chartex" xmlns:cx7="http://schemas.microsoft.com/office/drawing/2016/5/13/chartex" xmlns:cx8="http://schemas.microsoft.com/office/drawing/2016/5/14/chartex" xmlns:mc="http://schemas.openxmlformats.org/markup-compatibility/2006" xmlns:aink="http://schemas.microsoft.com/office/drawing/2016/ink" xmlns:am3d="http://schemas.microsoft.com/office/drawing/2017/model3d" xmlns:o="urn:schemas-microsoft-com:office:office" xmlns:oel="http://schemas.microsoft.com/office/2019/extlst" xmlns:r="http://schemas.openxmlformats.org/officeDocument/2006/relationships" xmlns:m="http://schemas.openxmlformats.org/officeDocument/2006/math" xmlns:v="urn:schemas-microsoft-com:vml" xmlns:wp14="http://schemas.microsoft.com/office/word/2010/wordprocessingDrawing" xmlns:wp="http://schemas.openxmlformats.org/drawingml/2006/wordprocessingDrawing" xmlns:w10="urn:schemas-microsoft-com:office:word" xmlns:w="http://schemas.openxmlformats.org/wordprocessingml/2006/main" xmlns:w14="http://schemas.microsoft.com/office/word/2010/wordml" xmlns:w15="http://schemas.microsoft.com/office/word/2012/wordml" xmlns:w16cex="http://schemas.microsoft.com/office/word/2018/wordml/cex" xmlns:w16cid="http://schemas.microsoft.com/office/word/2016/wordml/cid" xmlns:w16="http://schemas.microsoft.com/office/word/2018/wordml" xmlns:w16du="http://schemas.microsoft.com/office/word/2023/wordml/word16du" xmlns:w16sdtdh="http://schemas.microsoft.com/office/word/2020/wordml/sdtdatahash" xmlns:w16sdtfl="http://schemas.microsoft.com/office/word/2024/wordml/sdtformatlock" xmlns:w16se="http://schemas.microsoft.com/office/word/2015/wordml/symex" xmlns:wpg="http://schemas.microsoft.com/office/word/2010/wordprocessingGroup" xmlns:wpi="http://schemas.microsoft.com/office/word/2010/wordprocessingInk" xmlns:wne="http://schemas.microsoft.com/office/word/2006/wordml" xmlns:wps="http://schemas.microsoft.com/office/word/2010/wordprocessingShape" mc:Ignorable="w14 w15 w16se w16cid w16 w16cex w16sdtdh w16sdtfl w16du wp14">
+<w:numbering xmlns:wpc="http://schemas.microsoft.com/office/word/2010/wordprocessingCanvas" xmlns:cx="http://schemas.microsoft.com/office/drawing/2014/chartex" xmlns:cx1="http://schemas.microsoft.com/office/drawing/2015/9/8/chartex" xmlns:cx2="http://schemas.microsoft.com/office/drawing/2015/10/21/chartex" xmlns:cx3="http://schemas.microsoft.com/office/drawing/2016/5/9/chartex" xmlns:cx4="http://schemas.microsoft.com/office/drawing/2016/5/10/chartex" xmlns:cx5="http://schemas.microsoft.com/office/drawing/2016/5/11/chartex" xmlns:cx6="http://schemas.microsoft.com/office/drawing/2016/5/12/chartex" xmlns:cx7="http://schemas.microsoft.com/office/drawing/2016/5/13/chartex" xmlns:cx8="http://schemas.microsoft.com/office/drawing/2016/5/14/chartex" xmlns:mc="http://schemas.openxmlformats.org/markup-compatibility/2006" xmlns:m="http://schemas.openxmlformats.org/officeDocument/2006/math" xmlns:aink="http://schemas.microsoft.com/office/drawing/2016/ink" xmlns:am3d="http://schemas.microsoft.com/office/drawing/2017/model3d" xmlns:oel="http://schemas.microsoft.com/office/2019/extlst" xmlns:r="http://schemas.openxmlformats.org/officeDocument/2006/relationships" xmlns:wp14="http://schemas.microsoft.com/office/word/2010/wordprocessingDrawing" xmlns:wp="http://schemas.openxmlformats.org/drawingml/2006/wordprocessingDrawing" xmlns:wpg="http://schemas.microsoft.com/office/word/2010/wordprocessingGroup" xmlns:wpi="http://schemas.microsoft.com/office/word/2010/wordprocessingInk" xmlns:wps="http://schemas.microsoft.com/office/word/2010/wordprocessingShape" xmlns:o="urn:schemas-microsoft-com:office:office" xmlns:v="urn:schemas-microsoft-com:vml" xmlns:w10="urn:schemas-microsoft-com:office:word" xmlns:w="http://schemas.openxmlformats.org/wordprocessingml/2006/main" xmlns:w14="http://schemas.microsoft.com/office/word/2010/wordml" xmlns:w15="http://schemas.microsoft.com/office/word/2012/wordml" xmlns:w16cex="http://schemas.microsoft.com/office/word/2018/wordml/cex" xmlns:w16cid="http://schemas.microsoft.com/office/word/2016/wordml/cid" xmlns:w16="http://schemas.microsoft.com/office/word/2018/wordml" xmlns:w16sdtdh="http://schemas.microsoft.com/office/word/2020/wordml/sdtdatahash" xmlns:w16sdtfl="http://schemas.microsoft.com/office/word/2024/wordml/sdtformatlock" xmlns:w16se="http://schemas.microsoft.com/office/word/2015/wordml/symex" xmlns:w16du="http://schemas.microsoft.com/office/word/2023/wordml/word16du" xmlns:wne="http://schemas.microsoft.com/office/word/2006/wordml" mc:Ignorable="w14 w15 w16se w16cid w16 w16cex w16sdtdh w16sdtfl w16du wp14">
   <w:abstractNum w:abstractNumId="0" w15:restartNumberingAfterBreak="0">
     <w:nsid w:val="27ED590E"/>
     <w:multiLevelType w:val="multilevel"/>
@@ -3055,7 +3015,7 @@
 </file>
 
 <file path=word/styles.xml><?xml version="1.0" encoding="utf-8"?>
-<w:styles xmlns:mc="http://schemas.openxmlformats.org/markup-compatibility/2006" xmlns:r="http://schemas.openxmlformats.org/officeDocument/2006/relationships" xmlns:w="http://schemas.openxmlformats.org/wordprocessingml/2006/main" xmlns:w14="http://schemas.microsoft.com/office/word/2010/wordml" xmlns:w15="http://schemas.microsoft.com/office/word/2012/wordml" xmlns:w16cex="http://schemas.microsoft.com/office/word/2018/wordml/cex" xmlns:w16cid="http://schemas.microsoft.com/office/word/2016/wordml/cid" xmlns:w16="http://schemas.microsoft.com/office/word/2018/wordml" xmlns:w16du="http://schemas.microsoft.com/office/word/2023/wordml/word16du" xmlns:w16sdtdh="http://schemas.microsoft.com/office/word/2020/wordml/sdtdatahash" xmlns:w16sdtfl="http://schemas.microsoft.com/office/word/2024/wordml/sdtformatlock" xmlns:w16se="http://schemas.microsoft.com/office/word/2015/wordml/symex" mc:Ignorable="w14 w15 w16se w16cid w16 w16cex w16sdtdh w16sdtfl w16du">
+<w:styles xmlns:mc="http://schemas.openxmlformats.org/markup-compatibility/2006" xmlns:r="http://schemas.openxmlformats.org/officeDocument/2006/relationships" xmlns:w="http://schemas.openxmlformats.org/wordprocessingml/2006/main" xmlns:w14="http://schemas.microsoft.com/office/word/2010/wordml" xmlns:w15="http://schemas.microsoft.com/office/word/2012/wordml" xmlns:w16cex="http://schemas.microsoft.com/office/word/2018/wordml/cex" xmlns:w16cid="http://schemas.microsoft.com/office/word/2016/wordml/cid" xmlns:w16="http://schemas.microsoft.com/office/word/2018/wordml" xmlns:w16sdtdh="http://schemas.microsoft.com/office/word/2020/wordml/sdtdatahash" xmlns:w16sdtfl="http://schemas.microsoft.com/office/word/2024/wordml/sdtformatlock" xmlns:w16se="http://schemas.microsoft.com/office/word/2015/wordml/symex" xmlns:w16du="http://schemas.microsoft.com/office/word/2023/wordml/word16du" mc:Ignorable="w14 w15 w16se w16cid w16 w16cex w16sdtdh w16sdtfl w16du">
   <w:docDefaults>
     <w:rPrDefault>
       <w:rPr>
@@ -3657,6 +3617,7 @@
   <w:style w:type="character" w:default="1" w:styleId="DefaultParagraphFont">
     <w:name w:val="Default Paragraph Font"/>
     <w:uiPriority w:val="1"/>
+    <w:semiHidden/>
     <w:unhideWhenUsed/>
   </w:style>
   <w:style w:type="table" w:default="1" w:styleId="TableNormal">
